--- a/Final_ICR_Format_ICT-108_&_Smart_-_664/ICR_Format_Smart_571.docx
+++ b/Final_ICR_Format_ICT-108_&_Smart_-_664/ICR_Format_Smart_571.docx
@@ -901,9 +901,16 @@
               <w:jc w:val="center"/>
               <w:rPr>
                 <w:rFonts w:ascii="Bookman Old Style" w:hAnsi="Bookman Old Style"/>
-                <w:sz w:val="18"/>
+                <w:sz w:val="20"/>
               </w:rPr>
             </w:pPr>
+            <w:r>
+              <w:rPr>
+                <w:rFonts w:ascii="Bookman Old Style" w:hAnsi="Bookman Old Style"/>
+                <w:sz w:val="20"/>
+              </w:rPr>
+              <w:t>01</w:t>
+            </w:r>
           </w:p>
         </w:tc>
         <w:tc>
@@ -917,9 +924,16 @@
               <w:jc w:val="center"/>
               <w:rPr>
                 <w:rFonts w:ascii="Bookman Old Style" w:hAnsi="Bookman Old Style"/>
-                <w:sz w:val="18"/>
+                <w:sz w:val="20"/>
               </w:rPr>
             </w:pPr>
+            <w:r>
+              <w:rPr>
+                <w:rFonts w:ascii="Bookman Old Style" w:hAnsi="Bookman Old Style"/>
+                <w:sz w:val="20"/>
+              </w:rPr>
+              <w:t>01</w:t>
+            </w:r>
           </w:p>
         </w:tc>
         <w:tc>
@@ -933,6 +947,163 @@
               <w:jc w:val="center"/>
               <w:rPr>
                 <w:rFonts w:ascii="Bookman Old Style" w:hAnsi="Bookman Old Style"/>
+                <w:sz w:val="20"/>
+              </w:rPr>
+            </w:pPr>
+            <w:r>
+              <w:rPr>
+                <w:rFonts w:ascii="Bookman Old Style" w:hAnsi="Bookman Old Style"/>
+                <w:sz w:val="20"/>
+              </w:rPr>
+              <w:t>Yes</w:t>
+            </w:r>
+          </w:p>
+        </w:tc>
+        <w:tc>
+          <w:tcPr>
+            <w:tcW w:w="1276" w:type="dxa"/>
+            <w:vMerge w:val="restart"/>
+            <w:vAlign w:val="center"/>
+          </w:tcPr>
+          <w:p>
+            <w:pPr>
+              <w:jc w:val="center"/>
+              <w:rPr>
+                <w:rFonts w:ascii="Bookman Old Style" w:hAnsi="Bookman Old Style"/>
+                <w:sz w:val="20"/>
+              </w:rPr>
+            </w:pPr>
+            <w:r>
+              <w:rPr>
+                <w:rFonts w:ascii="Bookman Old Style" w:hAnsi="Bookman Old Style"/>
+                <w:sz w:val="20"/>
+              </w:rPr>
+              <w:t>Yes</w:t>
+            </w:r>
+          </w:p>
+        </w:tc>
+      </w:tr>
+      <w:tr>
+        <w:trPr>
+          <w:trHeight w:val="631"/>
+        </w:trPr>
+        <w:tc>
+          <w:tcPr>
+            <w:tcW w:w="537" w:type="dxa"/>
+            <w:vMerge/>
+            <w:vAlign w:val="center"/>
+          </w:tcPr>
+          <w:p>
+            <w:pPr>
+              <w:jc w:val="center"/>
+              <w:rPr>
+                <w:rFonts w:ascii="Bookman Old Style" w:hAnsi="Bookman Old Style"/>
+                <w:color w:val="000000" w:themeColor="text1"/>
+                <w:sz w:val="20"/>
+                <w:szCs w:val="24"/>
+                <w:lang w:bidi="ar-SA"/>
+              </w:rPr>
+            </w:pPr>
+          </w:p>
+        </w:tc>
+        <w:tc>
+          <w:tcPr>
+            <w:tcW w:w="1639" w:type="dxa"/>
+            <w:vMerge/>
+            <w:vAlign w:val="center"/>
+          </w:tcPr>
+          <w:p>
+            <w:pPr>
+              <w:rPr>
+                <w:rFonts w:ascii="Bookman Old Style" w:hAnsi="Bookman Old Style"/>
+                <w:color w:val="000000" w:themeColor="text1"/>
+                <w:sz w:val="20"/>
+                <w:szCs w:val="24"/>
+                <w:lang w:bidi="ar-SA"/>
+              </w:rPr>
+            </w:pPr>
+          </w:p>
+        </w:tc>
+        <w:tc>
+          <w:tcPr>
+            <w:tcW w:w="567" w:type="dxa"/>
+            <w:vAlign w:val="center"/>
+          </w:tcPr>
+          <w:p>
+            <w:pPr>
+              <w:rPr>
+                <w:rFonts w:ascii="Bookman Old Style" w:hAnsi="Bookman Old Style"/>
+                <w:sz w:val="18"/>
+              </w:rPr>
+            </w:pPr>
+            <w:r>
+              <w:rPr>
+                <w:rFonts w:ascii="Bookman Old Style" w:hAnsi="Bookman Old Style"/>
+                <w:sz w:val="18"/>
+              </w:rPr>
+              <w:t>SN:</w:t>
+            </w:r>
+          </w:p>
+        </w:tc>
+        <w:tc>
+          <w:tcPr>
+            <w:tcW w:w="2977" w:type="dxa"/>
+            <w:shd w:val="clear" w:color="auto" w:fill="F2F2F2" w:themeFill="background1" w:themeFillShade="F2"/>
+            <w:vAlign w:val="center"/>
+          </w:tcPr>
+          <w:p>
+            <w:pPr>
+              <w:rPr>
+                <w:rFonts w:ascii="Arial" w:eastAsia="Times New Roman" w:hAnsi="Arial" w:cs="Arial"/>
+                <w:sz w:val="20"/>
+                <w:lang w:bidi="bn-IN"/>
+              </w:rPr>
+            </w:pPr>
+          </w:p>
+        </w:tc>
+        <w:tc>
+          <w:tcPr>
+            <w:tcW w:w="1134" w:type="dxa"/>
+            <w:vMerge/>
+            <w:vAlign w:val="center"/>
+          </w:tcPr>
+          <w:p>
+            <w:pPr>
+              <w:jc w:val="center"/>
+              <w:rPr>
+                <w:rFonts w:ascii="Bookman Old Style" w:hAnsi="Bookman Old Style"/>
+                <w:sz w:val="18"/>
+              </w:rPr>
+            </w:pPr>
+          </w:p>
+        </w:tc>
+        <w:tc>
+          <w:tcPr>
+            <w:tcW w:w="1134" w:type="dxa"/>
+            <w:vMerge/>
+            <w:vAlign w:val="center"/>
+          </w:tcPr>
+          <w:p>
+            <w:pPr>
+              <w:jc w:val="center"/>
+              <w:rPr>
+                <w:rFonts w:ascii="Bookman Old Style" w:hAnsi="Bookman Old Style"/>
+                <w:sz w:val="18"/>
+              </w:rPr>
+            </w:pPr>
+          </w:p>
+        </w:tc>
+        <w:tc>
+          <w:tcPr>
+            <w:tcW w:w="992" w:type="dxa"/>
+            <w:vMerge/>
+            <w:vAlign w:val="center"/>
+          </w:tcPr>
+          <w:p>
+            <w:pPr>
+              <w:jc w:val="center"/>
+              <w:rPr>
+                <w:rFonts w:ascii="Bookman Old Style" w:hAnsi="Bookman Old Style"/>
                 <w:sz w:val="18"/>
               </w:rPr>
             </w:pPr>
@@ -941,7 +1112,740 @@
         <w:tc>
           <w:tcPr>
             <w:tcW w:w="1276" w:type="dxa"/>
+            <w:vMerge/>
+            <w:vAlign w:val="center"/>
+          </w:tcPr>
+          <w:p>
+            <w:pPr>
+              <w:jc w:val="center"/>
+              <w:rPr>
+                <w:rFonts w:ascii="Bookman Old Style" w:hAnsi="Bookman Old Style"/>
+                <w:sz w:val="18"/>
+              </w:rPr>
+            </w:pPr>
+          </w:p>
+        </w:tc>
+      </w:tr>
+      <w:tr>
+        <w:trPr>
+          <w:trHeight w:val="631"/>
+        </w:trPr>
+        <w:tc>
+          <w:tcPr>
+            <w:tcW w:w="537" w:type="dxa"/>
             <w:vMerge w:val="restart"/>
+            <w:vAlign w:val="center"/>
+          </w:tcPr>
+          <w:p>
+            <w:pPr>
+              <w:jc w:val="center"/>
+              <w:rPr>
+                <w:rFonts w:ascii="Bookman Old Style" w:hAnsi="Bookman Old Style"/>
+                <w:color w:val="000000" w:themeColor="text1"/>
+                <w:sz w:val="20"/>
+                <w:szCs w:val="24"/>
+              </w:rPr>
+            </w:pPr>
+            <w:r>
+              <w:rPr>
+                <w:rFonts w:ascii="Bookman Old Style" w:hAnsi="Bookman Old Style"/>
+                <w:color w:val="000000" w:themeColor="text1"/>
+                <w:sz w:val="20"/>
+                <w:szCs w:val="24"/>
+              </w:rPr>
+              <w:t>2</w:t>
+            </w:r>
+          </w:p>
+        </w:tc>
+        <w:tc>
+          <w:tcPr>
+            <w:tcW w:w="1639" w:type="dxa"/>
+            <w:vMerge w:val="restart"/>
+            <w:vAlign w:val="center"/>
+          </w:tcPr>
+          <w:p>
+            <w:pPr>
+              <w:rPr>
+                <w:rFonts w:ascii="Bookman Old Style" w:hAnsi="Bookman Old Style"/>
+                <w:color w:val="000000" w:themeColor="text1"/>
+                <w:sz w:val="20"/>
+                <w:szCs w:val="24"/>
+                <w:lang w:bidi="ar-SA"/>
+              </w:rPr>
+            </w:pPr>
+            <w:r>
+              <w:rPr>
+                <w:rFonts w:ascii="Bookman Old Style" w:hAnsi="Bookman Old Style"/>
+                <w:color w:val="000000" w:themeColor="text1"/>
+                <w:sz w:val="20"/>
+                <w:szCs w:val="24"/>
+                <w:lang w:bidi="ar-SA"/>
+              </w:rPr>
+              <w:t>Integrated Interactive Computer cum Projector (Android</w:t>
+            </w:r>
+          </w:p>
+          <w:p>
+            <w:pPr>
+              <w:rPr>
+                <w:rFonts w:ascii="Bookman Old Style" w:hAnsi="Bookman Old Style"/>
+                <w:color w:val="000000" w:themeColor="text1"/>
+                <w:sz w:val="20"/>
+                <w:szCs w:val="24"/>
+                <w:lang w:bidi="ar-SA"/>
+              </w:rPr>
+            </w:pPr>
+            <w:r>
+              <w:rPr>
+                <w:rFonts w:ascii="Bookman Old Style" w:hAnsi="Bookman Old Style"/>
+                <w:color w:val="000000" w:themeColor="text1"/>
+                <w:sz w:val="20"/>
+                <w:szCs w:val="24"/>
+                <w:lang w:val="en-IN" w:bidi="ar-SA"/>
+              </w:rPr>
+              <w:t>Enabled)</w:t>
+            </w:r>
+          </w:p>
+        </w:tc>
+        <w:tc>
+          <w:tcPr>
+            <w:tcW w:w="3544" w:type="dxa"/>
+            <w:gridSpan w:val="2"/>
+            <w:vAlign w:val="center"/>
+          </w:tcPr>
+          <w:p>
+            <w:pPr>
+              <w:rPr>
+                <w:rFonts w:ascii="Bookman Old Style" w:hAnsi="Bookman Old Style"/>
+                <w:sz w:val="18"/>
+              </w:rPr>
+            </w:pPr>
+            <w:r>
+              <w:rPr>
+                <w:rFonts w:ascii="Bookman Old Style" w:hAnsi="Bookman Old Style"/>
+                <w:sz w:val="18"/>
+              </w:rPr>
+              <w:t xml:space="preserve">Make: - </w:t>
+            </w:r>
+            <w:proofErr w:type="spellStart"/>
+            <w:r>
+              <w:rPr>
+                <w:rFonts w:ascii="Bookman Old Style" w:hAnsi="Bookman Old Style"/>
+                <w:sz w:val="18"/>
+              </w:rPr>
+              <w:t>Schoolnet</w:t>
+            </w:r>
+            <w:proofErr w:type="spellEnd"/>
+          </w:p>
+          <w:p>
+            <w:pPr>
+              <w:widowControl w:val="0"/>
+              <w:autoSpaceDE w:val="0"/>
+              <w:autoSpaceDN w:val="0"/>
+              <w:adjustRightInd w:val="0"/>
+              <w:rPr>
+                <w:rFonts w:ascii="Bookman Old Style" w:hAnsi="Bookman Old Style"/>
+                <w:sz w:val="18"/>
+              </w:rPr>
+            </w:pPr>
+            <w:proofErr w:type="gramStart"/>
+            <w:r>
+              <w:rPr>
+                <w:rFonts w:ascii="Bookman Old Style" w:hAnsi="Bookman Old Style"/>
+                <w:sz w:val="18"/>
+              </w:rPr>
+              <w:t>Model:-</w:t>
+            </w:r>
+            <w:proofErr w:type="gramEnd"/>
+            <w:r>
+              <w:rPr>
+                <w:rFonts w:ascii="Bookman Old Style" w:hAnsi="Bookman Old Style"/>
+                <w:sz w:val="18"/>
+              </w:rPr>
+              <w:t xml:space="preserve"> KYAN XG</w:t>
+            </w:r>
+          </w:p>
+        </w:tc>
+        <w:tc>
+          <w:tcPr>
+            <w:tcW w:w="1134" w:type="dxa"/>
+            <w:vMerge w:val="restart"/>
+            <w:vAlign w:val="center"/>
+          </w:tcPr>
+          <w:p>
+            <w:pPr>
+              <w:jc w:val="center"/>
+              <w:rPr>
+                <w:rFonts w:ascii="Bookman Old Style" w:hAnsi="Bookman Old Style"/>
+                <w:sz w:val="18"/>
+              </w:rPr>
+            </w:pPr>
+            <w:r>
+              <w:rPr>
+                <w:rFonts w:ascii="Bookman Old Style" w:hAnsi="Bookman Old Style"/>
+                <w:sz w:val="20"/>
+              </w:rPr>
+              <w:t>01</w:t>
+            </w:r>
+          </w:p>
+        </w:tc>
+        <w:tc>
+          <w:tcPr>
+            <w:tcW w:w="1134" w:type="dxa"/>
+            <w:vMerge w:val="restart"/>
+            <w:vAlign w:val="center"/>
+          </w:tcPr>
+          <w:p>
+            <w:pPr>
+              <w:jc w:val="center"/>
+              <w:rPr>
+                <w:rFonts w:ascii="Bookman Old Style" w:hAnsi="Bookman Old Style"/>
+                <w:sz w:val="18"/>
+              </w:rPr>
+            </w:pPr>
+            <w:r>
+              <w:rPr>
+                <w:rFonts w:ascii="Bookman Old Style" w:hAnsi="Bookman Old Style"/>
+                <w:sz w:val="20"/>
+              </w:rPr>
+              <w:t>01</w:t>
+            </w:r>
+          </w:p>
+        </w:tc>
+        <w:tc>
+          <w:tcPr>
+            <w:tcW w:w="992" w:type="dxa"/>
+            <w:vMerge w:val="restart"/>
+            <w:vAlign w:val="center"/>
+          </w:tcPr>
+          <w:p>
+            <w:pPr>
+              <w:jc w:val="center"/>
+              <w:rPr>
+                <w:rFonts w:ascii="Bookman Old Style" w:hAnsi="Bookman Old Style"/>
+                <w:sz w:val="18"/>
+              </w:rPr>
+            </w:pPr>
+            <w:r>
+              <w:rPr>
+                <w:rFonts w:ascii="Bookman Old Style" w:hAnsi="Bookman Old Style"/>
+                <w:sz w:val="20"/>
+              </w:rPr>
+              <w:t>Yes</w:t>
+            </w:r>
+          </w:p>
+        </w:tc>
+        <w:tc>
+          <w:tcPr>
+            <w:tcW w:w="1276" w:type="dxa"/>
+            <w:vMerge w:val="restart"/>
+            <w:vAlign w:val="center"/>
+          </w:tcPr>
+          <w:p>
+            <w:pPr>
+              <w:jc w:val="center"/>
+              <w:rPr>
+                <w:rFonts w:ascii="Bookman Old Style" w:hAnsi="Bookman Old Style"/>
+                <w:sz w:val="18"/>
+              </w:rPr>
+            </w:pPr>
+            <w:r>
+              <w:rPr>
+                <w:rFonts w:ascii="Bookman Old Style" w:hAnsi="Bookman Old Style"/>
+                <w:sz w:val="20"/>
+              </w:rPr>
+              <w:t>Yes</w:t>
+            </w:r>
+          </w:p>
+        </w:tc>
+      </w:tr>
+      <w:tr>
+        <w:trPr>
+          <w:trHeight w:val="489"/>
+        </w:trPr>
+        <w:tc>
+          <w:tcPr>
+            <w:tcW w:w="537" w:type="dxa"/>
+            <w:vMerge/>
+            <w:vAlign w:val="center"/>
+          </w:tcPr>
+          <w:p>
+            <w:pPr>
+              <w:jc w:val="center"/>
+              <w:rPr>
+                <w:rFonts w:ascii="Bookman Old Style" w:hAnsi="Bookman Old Style"/>
+                <w:color w:val="000000" w:themeColor="text1"/>
+                <w:sz w:val="20"/>
+                <w:szCs w:val="24"/>
+              </w:rPr>
+            </w:pPr>
+          </w:p>
+        </w:tc>
+        <w:tc>
+          <w:tcPr>
+            <w:tcW w:w="1639" w:type="dxa"/>
+            <w:vMerge/>
+            <w:vAlign w:val="center"/>
+          </w:tcPr>
+          <w:p>
+            <w:pPr>
+              <w:rPr>
+                <w:rFonts w:ascii="Bookman Old Style" w:hAnsi="Bookman Old Style"/>
+                <w:color w:val="000000" w:themeColor="text1"/>
+                <w:sz w:val="20"/>
+                <w:szCs w:val="24"/>
+                <w:lang w:bidi="ar-SA"/>
+              </w:rPr>
+            </w:pPr>
+          </w:p>
+        </w:tc>
+        <w:tc>
+          <w:tcPr>
+            <w:tcW w:w="567" w:type="dxa"/>
+            <w:vAlign w:val="center"/>
+          </w:tcPr>
+          <w:p>
+            <w:pPr>
+              <w:rPr>
+                <w:rFonts w:ascii="Bookman Old Style" w:hAnsi="Bookman Old Style"/>
+                <w:color w:val="000000" w:themeColor="text1"/>
+                <w:sz w:val="20"/>
+                <w:szCs w:val="24"/>
+                <w:lang w:bidi="ar-SA"/>
+              </w:rPr>
+            </w:pPr>
+            <w:r>
+              <w:rPr>
+                <w:rFonts w:ascii="Bookman Old Style" w:hAnsi="Bookman Old Style"/>
+                <w:sz w:val="18"/>
+              </w:rPr>
+              <w:t>SN:</w:t>
+            </w:r>
+          </w:p>
+        </w:tc>
+        <w:tc>
+          <w:tcPr>
+            <w:tcW w:w="2977" w:type="dxa"/>
+            <w:shd w:val="clear" w:color="auto" w:fill="F2F2F2" w:themeFill="background1" w:themeFillShade="F2"/>
+            <w:vAlign w:val="center"/>
+          </w:tcPr>
+          <w:p>
+            <w:pPr>
+              <w:rPr>
+                <w:rFonts w:ascii="Arial" w:eastAsia="Times New Roman" w:hAnsi="Arial" w:cs="Arial"/>
+                <w:sz w:val="20"/>
+                <w:lang w:bidi="bn-IN"/>
+              </w:rPr>
+            </w:pPr>
+          </w:p>
+        </w:tc>
+        <w:tc>
+          <w:tcPr>
+            <w:tcW w:w="1134" w:type="dxa"/>
+            <w:vMerge/>
+            <w:vAlign w:val="center"/>
+          </w:tcPr>
+          <w:p>
+            <w:pPr>
+              <w:jc w:val="center"/>
+              <w:rPr>
+                <w:rFonts w:ascii="Bookman Old Style" w:hAnsi="Bookman Old Style"/>
+                <w:sz w:val="18"/>
+              </w:rPr>
+            </w:pPr>
+          </w:p>
+        </w:tc>
+        <w:tc>
+          <w:tcPr>
+            <w:tcW w:w="1134" w:type="dxa"/>
+            <w:vMerge/>
+            <w:vAlign w:val="center"/>
+          </w:tcPr>
+          <w:p>
+            <w:pPr>
+              <w:jc w:val="center"/>
+              <w:rPr>
+                <w:rFonts w:ascii="Bookman Old Style" w:hAnsi="Bookman Old Style"/>
+                <w:sz w:val="18"/>
+              </w:rPr>
+            </w:pPr>
+          </w:p>
+        </w:tc>
+        <w:tc>
+          <w:tcPr>
+            <w:tcW w:w="992" w:type="dxa"/>
+            <w:vMerge/>
+            <w:vAlign w:val="center"/>
+          </w:tcPr>
+          <w:p>
+            <w:pPr>
+              <w:jc w:val="center"/>
+              <w:rPr>
+                <w:rFonts w:ascii="Bookman Old Style" w:hAnsi="Bookman Old Style"/>
+                <w:sz w:val="18"/>
+              </w:rPr>
+            </w:pPr>
+          </w:p>
+        </w:tc>
+        <w:tc>
+          <w:tcPr>
+            <w:tcW w:w="1276" w:type="dxa"/>
+            <w:vMerge/>
+            <w:vAlign w:val="center"/>
+          </w:tcPr>
+          <w:p>
+            <w:pPr>
+              <w:jc w:val="center"/>
+              <w:rPr>
+                <w:rFonts w:ascii="Bookman Old Style" w:hAnsi="Bookman Old Style"/>
+                <w:sz w:val="18"/>
+              </w:rPr>
+            </w:pPr>
+          </w:p>
+        </w:tc>
+      </w:tr>
+      <w:tr>
+        <w:trPr>
+          <w:trHeight w:val="631"/>
+        </w:trPr>
+        <w:tc>
+          <w:tcPr>
+            <w:tcW w:w="537" w:type="dxa"/>
+            <w:vMerge w:val="restart"/>
+            <w:vAlign w:val="center"/>
+          </w:tcPr>
+          <w:p>
+            <w:pPr>
+              <w:jc w:val="center"/>
+              <w:rPr>
+                <w:rFonts w:ascii="Bookman Old Style" w:hAnsi="Bookman Old Style"/>
+                <w:color w:val="000000" w:themeColor="text1"/>
+                <w:sz w:val="20"/>
+                <w:szCs w:val="24"/>
+              </w:rPr>
+            </w:pPr>
+            <w:r>
+              <w:rPr>
+                <w:rFonts w:ascii="Bookman Old Style" w:hAnsi="Bookman Old Style"/>
+                <w:color w:val="000000" w:themeColor="text1"/>
+                <w:sz w:val="20"/>
+                <w:szCs w:val="24"/>
+              </w:rPr>
+              <w:t>3</w:t>
+            </w:r>
+          </w:p>
+        </w:tc>
+        <w:tc>
+          <w:tcPr>
+            <w:tcW w:w="1639" w:type="dxa"/>
+            <w:vMerge w:val="restart"/>
+            <w:vAlign w:val="center"/>
+          </w:tcPr>
+          <w:p>
+            <w:pPr>
+              <w:rPr>
+                <w:rFonts w:ascii="Bookman Old Style" w:hAnsi="Bookman Old Style"/>
+                <w:color w:val="000000" w:themeColor="text1"/>
+                <w:sz w:val="20"/>
+                <w:szCs w:val="24"/>
+                <w:lang w:bidi="ar-SA"/>
+              </w:rPr>
+            </w:pPr>
+            <w:r>
+              <w:rPr>
+                <w:rFonts w:ascii="Bookman Old Style" w:hAnsi="Bookman Old Style"/>
+                <w:color w:val="000000" w:themeColor="text1"/>
+                <w:sz w:val="20"/>
+                <w:szCs w:val="24"/>
+                <w:lang w:bidi="ar-SA"/>
+              </w:rPr>
+              <w:t xml:space="preserve">1.0 KVA UPS </w:t>
+            </w:r>
+          </w:p>
+        </w:tc>
+        <w:tc>
+          <w:tcPr>
+            <w:tcW w:w="3544" w:type="dxa"/>
+            <w:gridSpan w:val="2"/>
+            <w:vAlign w:val="center"/>
+          </w:tcPr>
+          <w:p>
+            <w:pPr>
+              <w:rPr>
+                <w:rFonts w:ascii="Bookman Old Style" w:hAnsi="Bookman Old Style"/>
+                <w:sz w:val="18"/>
+              </w:rPr>
+            </w:pPr>
+            <w:proofErr w:type="gramStart"/>
+            <w:r>
+              <w:rPr>
+                <w:rFonts w:ascii="Bookman Old Style" w:hAnsi="Bookman Old Style"/>
+                <w:sz w:val="18"/>
+              </w:rPr>
+              <w:t>Make:-</w:t>
+            </w:r>
+            <w:proofErr w:type="gramEnd"/>
+            <w:r>
+              <w:rPr>
+                <w:rFonts w:ascii="Bookman Old Style" w:hAnsi="Bookman Old Style"/>
+                <w:sz w:val="18"/>
+              </w:rPr>
+              <w:t xml:space="preserve"> Numeric </w:t>
+            </w:r>
+          </w:p>
+          <w:p>
+            <w:pPr>
+              <w:rPr>
+                <w:rFonts w:ascii="Bookman Old Style" w:hAnsi="Bookman Old Style"/>
+                <w:sz w:val="18"/>
+              </w:rPr>
+            </w:pPr>
+            <w:proofErr w:type="gramStart"/>
+            <w:r>
+              <w:rPr>
+                <w:rFonts w:ascii="Bookman Old Style" w:hAnsi="Bookman Old Style"/>
+                <w:sz w:val="18"/>
+              </w:rPr>
+              <w:t>Model:-</w:t>
+            </w:r>
+            <w:proofErr w:type="gramEnd"/>
+            <w:r>
+              <w:rPr>
+                <w:rFonts w:ascii="Bookman Old Style" w:hAnsi="Bookman Old Style"/>
+                <w:sz w:val="18"/>
+              </w:rPr>
+              <w:t xml:space="preserve"> Digital 1000 Plus V</w:t>
+            </w:r>
+          </w:p>
+        </w:tc>
+        <w:tc>
+          <w:tcPr>
+            <w:tcW w:w="1134" w:type="dxa"/>
+            <w:vMerge w:val="restart"/>
+            <w:vAlign w:val="center"/>
+          </w:tcPr>
+          <w:p>
+            <w:pPr>
+              <w:jc w:val="center"/>
+              <w:rPr>
+                <w:rFonts w:ascii="Bookman Old Style" w:hAnsi="Bookman Old Style"/>
+                <w:sz w:val="18"/>
+              </w:rPr>
+            </w:pPr>
+            <w:r>
+              <w:rPr>
+                <w:rFonts w:ascii="Bookman Old Style" w:hAnsi="Bookman Old Style"/>
+                <w:sz w:val="20"/>
+              </w:rPr>
+              <w:t>01</w:t>
+            </w:r>
+          </w:p>
+        </w:tc>
+        <w:tc>
+          <w:tcPr>
+            <w:tcW w:w="1134" w:type="dxa"/>
+            <w:vMerge w:val="restart"/>
+            <w:vAlign w:val="center"/>
+          </w:tcPr>
+          <w:p>
+            <w:pPr>
+              <w:jc w:val="center"/>
+              <w:rPr>
+                <w:rFonts w:ascii="Bookman Old Style" w:hAnsi="Bookman Old Style"/>
+                <w:sz w:val="18"/>
+              </w:rPr>
+            </w:pPr>
+            <w:r>
+              <w:rPr>
+                <w:rFonts w:ascii="Bookman Old Style" w:hAnsi="Bookman Old Style"/>
+                <w:sz w:val="20"/>
+              </w:rPr>
+              <w:t>01</w:t>
+            </w:r>
+          </w:p>
+        </w:tc>
+        <w:tc>
+          <w:tcPr>
+            <w:tcW w:w="992" w:type="dxa"/>
+            <w:vMerge w:val="restart"/>
+            <w:vAlign w:val="center"/>
+          </w:tcPr>
+          <w:p>
+            <w:pPr>
+              <w:jc w:val="center"/>
+              <w:rPr>
+                <w:rFonts w:ascii="Bookman Old Style" w:hAnsi="Bookman Old Style"/>
+                <w:sz w:val="18"/>
+              </w:rPr>
+            </w:pPr>
+            <w:r>
+              <w:rPr>
+                <w:rFonts w:ascii="Bookman Old Style" w:hAnsi="Bookman Old Style"/>
+                <w:sz w:val="20"/>
+              </w:rPr>
+              <w:t>Yes</w:t>
+            </w:r>
+          </w:p>
+        </w:tc>
+        <w:tc>
+          <w:tcPr>
+            <w:tcW w:w="1276" w:type="dxa"/>
+            <w:vMerge w:val="restart"/>
+            <w:vAlign w:val="center"/>
+          </w:tcPr>
+          <w:p>
+            <w:pPr>
+              <w:jc w:val="center"/>
+              <w:rPr>
+                <w:rFonts w:ascii="Bookman Old Style" w:hAnsi="Bookman Old Style"/>
+                <w:sz w:val="18"/>
+              </w:rPr>
+            </w:pPr>
+            <w:r>
+              <w:rPr>
+                <w:rFonts w:ascii="Bookman Old Style" w:hAnsi="Bookman Old Style"/>
+                <w:sz w:val="20"/>
+              </w:rPr>
+              <w:t>Yes</w:t>
+            </w:r>
+          </w:p>
+        </w:tc>
+      </w:tr>
+      <w:tr>
+        <w:trPr>
+          <w:trHeight w:val="631"/>
+        </w:trPr>
+        <w:tc>
+          <w:tcPr>
+            <w:tcW w:w="537" w:type="dxa"/>
+            <w:vMerge/>
+            <w:vAlign w:val="center"/>
+          </w:tcPr>
+          <w:p>
+            <w:pPr>
+              <w:jc w:val="center"/>
+              <w:rPr>
+                <w:rFonts w:ascii="Bookman Old Style" w:hAnsi="Bookman Old Style"/>
+                <w:color w:val="000000" w:themeColor="text1"/>
+                <w:sz w:val="20"/>
+                <w:szCs w:val="24"/>
+              </w:rPr>
+            </w:pPr>
+          </w:p>
+        </w:tc>
+        <w:tc>
+          <w:tcPr>
+            <w:tcW w:w="1639" w:type="dxa"/>
+            <w:vMerge/>
+            <w:vAlign w:val="center"/>
+          </w:tcPr>
+          <w:p>
+            <w:pPr>
+              <w:rPr>
+                <w:rFonts w:ascii="Bookman Old Style" w:hAnsi="Bookman Old Style"/>
+                <w:color w:val="000000" w:themeColor="text1"/>
+                <w:sz w:val="20"/>
+                <w:szCs w:val="24"/>
+                <w:lang w:bidi="ar-SA"/>
+              </w:rPr>
+            </w:pPr>
+          </w:p>
+        </w:tc>
+        <w:tc>
+          <w:tcPr>
+            <w:tcW w:w="567" w:type="dxa"/>
+            <w:vAlign w:val="center"/>
+          </w:tcPr>
+          <w:p>
+            <w:pPr>
+              <w:rPr>
+                <w:rFonts w:ascii="Bookman Old Style" w:hAnsi="Bookman Old Style"/>
+                <w:sz w:val="18"/>
+              </w:rPr>
+            </w:pPr>
+            <w:r>
+              <w:rPr>
+                <w:rFonts w:ascii="Bookman Old Style" w:hAnsi="Bookman Old Style"/>
+                <w:sz w:val="18"/>
+              </w:rPr>
+              <w:t>SN</w:t>
+            </w:r>
+            <w:r>
+              <w:rPr>
+                <w:rFonts w:ascii="Bookman Old Style" w:hAnsi="Bookman Old Style"/>
+                <w:sz w:val="18"/>
+              </w:rPr>
+              <w:t xml:space="preserve">: </w:t>
+            </w:r>
+          </w:p>
+        </w:tc>
+        <w:tc>
+          <w:tcPr>
+            <w:tcW w:w="2977" w:type="dxa"/>
+            <w:shd w:val="clear" w:color="auto" w:fill="F2F2F2" w:themeFill="background1" w:themeFillShade="F2"/>
+            <w:vAlign w:val="center"/>
+          </w:tcPr>
+          <w:p>
+            <w:pPr>
+              <w:rPr>
+                <w:rFonts w:ascii="Arial" w:eastAsia="Times New Roman" w:hAnsi="Arial" w:cs="Arial"/>
+                <w:sz w:val="20"/>
+                <w:lang w:bidi="bn-IN"/>
+              </w:rPr>
+            </w:pPr>
+          </w:p>
+        </w:tc>
+        <w:tc>
+          <w:tcPr>
+            <w:tcW w:w="1134" w:type="dxa"/>
+            <w:vMerge/>
+            <w:vAlign w:val="center"/>
+          </w:tcPr>
+          <w:p>
+            <w:pPr>
+              <w:jc w:val="center"/>
+              <w:rPr>
+                <w:rFonts w:ascii="Bookman Old Style" w:hAnsi="Bookman Old Style"/>
+                <w:sz w:val="18"/>
+              </w:rPr>
+            </w:pPr>
+          </w:p>
+        </w:tc>
+        <w:tc>
+          <w:tcPr>
+            <w:tcW w:w="1134" w:type="dxa"/>
+            <w:vMerge/>
+            <w:vAlign w:val="center"/>
+          </w:tcPr>
+          <w:p>
+            <w:pPr>
+              <w:jc w:val="center"/>
+              <w:rPr>
+                <w:rFonts w:ascii="Bookman Old Style" w:hAnsi="Bookman Old Style"/>
+                <w:sz w:val="18"/>
+              </w:rPr>
+            </w:pPr>
+          </w:p>
+        </w:tc>
+        <w:tc>
+          <w:tcPr>
+            <w:tcW w:w="992" w:type="dxa"/>
+            <w:vMerge/>
+            <w:vAlign w:val="center"/>
+          </w:tcPr>
+          <w:p>
+            <w:pPr>
+              <w:jc w:val="center"/>
+              <w:rPr>
+                <w:rFonts w:ascii="Bookman Old Style" w:hAnsi="Bookman Old Style"/>
+                <w:sz w:val="18"/>
+              </w:rPr>
+            </w:pPr>
+          </w:p>
+        </w:tc>
+        <w:tc>
+          <w:tcPr>
+            <w:tcW w:w="1276" w:type="dxa"/>
+            <w:vMerge/>
             <w:vAlign w:val="center"/>
           </w:tcPr>
           <w:p>
@@ -973,7 +1877,6 @@
                 <w:color w:val="000000" w:themeColor="text1"/>
                 <w:sz w:val="20"/>
                 <w:szCs w:val="24"/>
-                <w:lang w:bidi="ar-SA"/>
               </w:rPr>
             </w:pPr>
           </w:p>
@@ -991,7 +1894,6 @@
                 <w:color w:val="000000" w:themeColor="text1"/>
                 <w:sz w:val="20"/>
                 <w:szCs w:val="24"/>
-                <w:lang w:bidi="ar-SA"/>
               </w:rPr>
             </w:pPr>
           </w:p>
@@ -1036,7 +1938,6 @@
         <w:tc>
           <w:tcPr>
             <w:tcW w:w="1134" w:type="dxa"/>
-            <w:vMerge/>
             <w:vAlign w:val="center"/>
           </w:tcPr>
           <w:p>
@@ -1047,807 +1948,13 @@
                 <w:sz w:val="18"/>
               </w:rPr>
             </w:pPr>
-          </w:p>
-        </w:tc>
-        <w:tc>
-          <w:tcPr>
-            <w:tcW w:w="1134" w:type="dxa"/>
-            <w:vMerge/>
-            <w:vAlign w:val="center"/>
-          </w:tcPr>
-          <w:p>
-            <w:pPr>
-              <w:jc w:val="center"/>
-              <w:rPr>
-                <w:rFonts w:ascii="Bookman Old Style" w:hAnsi="Bookman Old Style"/>
-                <w:sz w:val="18"/>
-              </w:rPr>
-            </w:pPr>
-          </w:p>
-        </w:tc>
-        <w:tc>
-          <w:tcPr>
-            <w:tcW w:w="992" w:type="dxa"/>
-            <w:vMerge/>
-            <w:vAlign w:val="center"/>
-          </w:tcPr>
-          <w:p>
-            <w:pPr>
-              <w:jc w:val="center"/>
-              <w:rPr>
-                <w:rFonts w:ascii="Bookman Old Style" w:hAnsi="Bookman Old Style"/>
-                <w:sz w:val="18"/>
-              </w:rPr>
-            </w:pPr>
-          </w:p>
-        </w:tc>
-        <w:tc>
-          <w:tcPr>
-            <w:tcW w:w="1276" w:type="dxa"/>
-            <w:vMerge/>
-            <w:vAlign w:val="center"/>
-          </w:tcPr>
-          <w:p>
-            <w:pPr>
-              <w:jc w:val="center"/>
-              <w:rPr>
-                <w:rFonts w:ascii="Bookman Old Style" w:hAnsi="Bookman Old Style"/>
-                <w:sz w:val="18"/>
-              </w:rPr>
-            </w:pPr>
-          </w:p>
-        </w:tc>
-      </w:tr>
-      <w:tr>
-        <w:trPr>
-          <w:trHeight w:val="631"/>
-        </w:trPr>
-        <w:tc>
-          <w:tcPr>
-            <w:tcW w:w="537" w:type="dxa"/>
-            <w:vMerge w:val="restart"/>
-            <w:vAlign w:val="center"/>
-          </w:tcPr>
-          <w:p>
-            <w:pPr>
-              <w:jc w:val="center"/>
-              <w:rPr>
-                <w:rFonts w:ascii="Bookman Old Style" w:hAnsi="Bookman Old Style"/>
-                <w:color w:val="000000" w:themeColor="text1"/>
+            <w:r>
+              <w:rPr>
+                <w:rFonts w:ascii="Bookman Old Style" w:hAnsi="Bookman Old Style"/>
                 <w:sz w:val="20"/>
-                <w:szCs w:val="24"/>
-              </w:rPr>
-            </w:pPr>
-            <w:r>
-              <w:rPr>
-                <w:rFonts w:ascii="Bookman Old Style" w:hAnsi="Bookman Old Style"/>
-                <w:color w:val="000000" w:themeColor="text1"/>
-                <w:sz w:val="20"/>
-                <w:szCs w:val="24"/>
-              </w:rPr>
-              <w:t>2</w:t>
+              </w:rPr>
+              <w:t>01</w:t>
             </w:r>
-          </w:p>
-        </w:tc>
-        <w:tc>
-          <w:tcPr>
-            <w:tcW w:w="1639" w:type="dxa"/>
-            <w:vMerge w:val="restart"/>
-            <w:vAlign w:val="center"/>
-          </w:tcPr>
-          <w:p>
-            <w:pPr>
-              <w:rPr>
-                <w:rFonts w:ascii="Bookman Old Style" w:hAnsi="Bookman Old Style"/>
-                <w:color w:val="000000" w:themeColor="text1"/>
-                <w:sz w:val="20"/>
-                <w:szCs w:val="24"/>
-                <w:lang w:bidi="ar-SA"/>
-              </w:rPr>
-            </w:pPr>
-            <w:r>
-              <w:rPr>
-                <w:rFonts w:ascii="Bookman Old Style" w:hAnsi="Bookman Old Style"/>
-                <w:color w:val="000000" w:themeColor="text1"/>
-                <w:sz w:val="20"/>
-                <w:szCs w:val="24"/>
-                <w:lang w:bidi="ar-SA"/>
-              </w:rPr>
-              <w:t>Integrated Interactive Computer cum Projector (Android</w:t>
-            </w:r>
-          </w:p>
-          <w:p>
-            <w:pPr>
-              <w:rPr>
-                <w:rFonts w:ascii="Bookman Old Style" w:hAnsi="Bookman Old Style"/>
-                <w:color w:val="000000" w:themeColor="text1"/>
-                <w:sz w:val="20"/>
-                <w:szCs w:val="24"/>
-                <w:lang w:bidi="ar-SA"/>
-              </w:rPr>
-            </w:pPr>
-            <w:r>
-              <w:rPr>
-                <w:rFonts w:ascii="Bookman Old Style" w:hAnsi="Bookman Old Style"/>
-                <w:color w:val="000000" w:themeColor="text1"/>
-                <w:sz w:val="20"/>
-                <w:szCs w:val="24"/>
-                <w:lang w:val="en-IN" w:bidi="ar-SA"/>
-              </w:rPr>
-              <w:t>Enabled)</w:t>
-            </w:r>
-          </w:p>
-        </w:tc>
-        <w:tc>
-          <w:tcPr>
-            <w:tcW w:w="3544" w:type="dxa"/>
-            <w:gridSpan w:val="2"/>
-            <w:vAlign w:val="center"/>
-          </w:tcPr>
-          <w:p>
-            <w:pPr>
-              <w:rPr>
-                <w:rFonts w:ascii="Bookman Old Style" w:hAnsi="Bookman Old Style"/>
-                <w:sz w:val="18"/>
-              </w:rPr>
-            </w:pPr>
-            <w:r>
-              <w:rPr>
-                <w:rFonts w:ascii="Bookman Old Style" w:hAnsi="Bookman Old Style"/>
-                <w:sz w:val="18"/>
-              </w:rPr>
-              <w:t xml:space="preserve">Make: - </w:t>
-            </w:r>
-            <w:proofErr w:type="spellStart"/>
-            <w:r>
-              <w:rPr>
-                <w:rFonts w:ascii="Bookman Old Style" w:hAnsi="Bookman Old Style"/>
-                <w:sz w:val="18"/>
-              </w:rPr>
-              <w:t>Schoolnet</w:t>
-            </w:r>
-            <w:proofErr w:type="spellEnd"/>
-          </w:p>
-          <w:p>
-            <w:pPr>
-              <w:widowControl w:val="0"/>
-              <w:autoSpaceDE w:val="0"/>
-              <w:autoSpaceDN w:val="0"/>
-              <w:adjustRightInd w:val="0"/>
-              <w:rPr>
-                <w:rFonts w:ascii="Bookman Old Style" w:hAnsi="Bookman Old Style"/>
-                <w:sz w:val="18"/>
-              </w:rPr>
-            </w:pPr>
-            <w:proofErr w:type="gramStart"/>
-            <w:r>
-              <w:rPr>
-                <w:rFonts w:ascii="Bookman Old Style" w:hAnsi="Bookman Old Style"/>
-                <w:sz w:val="18"/>
-              </w:rPr>
-              <w:t>Model:-</w:t>
-            </w:r>
-            <w:proofErr w:type="gramEnd"/>
-            <w:r>
-              <w:rPr>
-                <w:rFonts w:ascii="Bookman Old Style" w:hAnsi="Bookman Old Style"/>
-                <w:sz w:val="18"/>
-              </w:rPr>
-              <w:t xml:space="preserve"> KYAN XG</w:t>
-            </w:r>
-          </w:p>
-        </w:tc>
-        <w:tc>
-          <w:tcPr>
-            <w:tcW w:w="1134" w:type="dxa"/>
-            <w:vMerge w:val="restart"/>
-            <w:vAlign w:val="center"/>
-          </w:tcPr>
-          <w:p>
-            <w:pPr>
-              <w:jc w:val="center"/>
-              <w:rPr>
-                <w:rFonts w:ascii="Bookman Old Style" w:hAnsi="Bookman Old Style"/>
-                <w:sz w:val="18"/>
-              </w:rPr>
-            </w:pPr>
-          </w:p>
-        </w:tc>
-        <w:tc>
-          <w:tcPr>
-            <w:tcW w:w="1134" w:type="dxa"/>
-            <w:vMerge w:val="restart"/>
-            <w:vAlign w:val="center"/>
-          </w:tcPr>
-          <w:p>
-            <w:pPr>
-              <w:jc w:val="center"/>
-              <w:rPr>
-                <w:rFonts w:ascii="Bookman Old Style" w:hAnsi="Bookman Old Style"/>
-                <w:sz w:val="18"/>
-              </w:rPr>
-            </w:pPr>
-          </w:p>
-        </w:tc>
-        <w:tc>
-          <w:tcPr>
-            <w:tcW w:w="992" w:type="dxa"/>
-            <w:vMerge w:val="restart"/>
-            <w:vAlign w:val="center"/>
-          </w:tcPr>
-          <w:p>
-            <w:pPr>
-              <w:jc w:val="center"/>
-              <w:rPr>
-                <w:rFonts w:ascii="Bookman Old Style" w:hAnsi="Bookman Old Style"/>
-                <w:sz w:val="18"/>
-              </w:rPr>
-            </w:pPr>
-          </w:p>
-        </w:tc>
-        <w:tc>
-          <w:tcPr>
-            <w:tcW w:w="1276" w:type="dxa"/>
-            <w:vMerge w:val="restart"/>
-            <w:vAlign w:val="center"/>
-          </w:tcPr>
-          <w:p>
-            <w:pPr>
-              <w:jc w:val="center"/>
-              <w:rPr>
-                <w:rFonts w:ascii="Bookman Old Style" w:hAnsi="Bookman Old Style"/>
-                <w:sz w:val="18"/>
-              </w:rPr>
-            </w:pPr>
-          </w:p>
-        </w:tc>
-      </w:tr>
-      <w:tr>
-        <w:trPr>
-          <w:trHeight w:val="489"/>
-        </w:trPr>
-        <w:tc>
-          <w:tcPr>
-            <w:tcW w:w="537" w:type="dxa"/>
-            <w:vMerge/>
-            <w:vAlign w:val="center"/>
-          </w:tcPr>
-          <w:p>
-            <w:pPr>
-              <w:jc w:val="center"/>
-              <w:rPr>
-                <w:rFonts w:ascii="Bookman Old Style" w:hAnsi="Bookman Old Style"/>
-                <w:color w:val="000000" w:themeColor="text1"/>
-                <w:sz w:val="20"/>
-                <w:szCs w:val="24"/>
-              </w:rPr>
-            </w:pPr>
-          </w:p>
-        </w:tc>
-        <w:tc>
-          <w:tcPr>
-            <w:tcW w:w="1639" w:type="dxa"/>
-            <w:vMerge/>
-            <w:vAlign w:val="center"/>
-          </w:tcPr>
-          <w:p>
-            <w:pPr>
-              <w:rPr>
-                <w:rFonts w:ascii="Bookman Old Style" w:hAnsi="Bookman Old Style"/>
-                <w:color w:val="000000" w:themeColor="text1"/>
-                <w:sz w:val="20"/>
-                <w:szCs w:val="24"/>
-                <w:lang w:bidi="ar-SA"/>
-              </w:rPr>
-            </w:pPr>
-          </w:p>
-        </w:tc>
-        <w:tc>
-          <w:tcPr>
-            <w:tcW w:w="567" w:type="dxa"/>
-            <w:vAlign w:val="center"/>
-          </w:tcPr>
-          <w:p>
-            <w:pPr>
-              <w:rPr>
-                <w:rFonts w:ascii="Bookman Old Style" w:hAnsi="Bookman Old Style"/>
-                <w:color w:val="000000" w:themeColor="text1"/>
-                <w:sz w:val="20"/>
-                <w:szCs w:val="24"/>
-                <w:lang w:bidi="ar-SA"/>
-              </w:rPr>
-            </w:pPr>
-            <w:r>
-              <w:rPr>
-                <w:rFonts w:ascii="Bookman Old Style" w:hAnsi="Bookman Old Style"/>
-                <w:sz w:val="18"/>
-              </w:rPr>
-              <w:t>SN:</w:t>
-            </w:r>
-          </w:p>
-        </w:tc>
-        <w:tc>
-          <w:tcPr>
-            <w:tcW w:w="2977" w:type="dxa"/>
-            <w:shd w:val="clear" w:color="auto" w:fill="F2F2F2" w:themeFill="background1" w:themeFillShade="F2"/>
-          </w:tcPr>
-          <w:p>
-            <w:pPr>
-              <w:rPr>
-                <w:rFonts w:ascii="Arial" w:eastAsia="Times New Roman" w:hAnsi="Arial" w:cs="Arial"/>
-                <w:sz w:val="20"/>
-                <w:lang w:bidi="bn-IN"/>
-              </w:rPr>
-            </w:pPr>
-          </w:p>
-        </w:tc>
-        <w:tc>
-          <w:tcPr>
-            <w:tcW w:w="1134" w:type="dxa"/>
-            <w:vMerge/>
-            <w:vAlign w:val="center"/>
-          </w:tcPr>
-          <w:p>
-            <w:pPr>
-              <w:jc w:val="center"/>
-              <w:rPr>
-                <w:rFonts w:ascii="Bookman Old Style" w:hAnsi="Bookman Old Style"/>
-                <w:sz w:val="18"/>
-              </w:rPr>
-            </w:pPr>
-          </w:p>
-        </w:tc>
-        <w:tc>
-          <w:tcPr>
-            <w:tcW w:w="1134" w:type="dxa"/>
-            <w:vMerge/>
-            <w:vAlign w:val="center"/>
-          </w:tcPr>
-          <w:p>
-            <w:pPr>
-              <w:jc w:val="center"/>
-              <w:rPr>
-                <w:rFonts w:ascii="Bookman Old Style" w:hAnsi="Bookman Old Style"/>
-                <w:sz w:val="18"/>
-              </w:rPr>
-            </w:pPr>
-          </w:p>
-        </w:tc>
-        <w:tc>
-          <w:tcPr>
-            <w:tcW w:w="992" w:type="dxa"/>
-            <w:vMerge/>
-            <w:vAlign w:val="center"/>
-          </w:tcPr>
-          <w:p>
-            <w:pPr>
-              <w:jc w:val="center"/>
-              <w:rPr>
-                <w:rFonts w:ascii="Bookman Old Style" w:hAnsi="Bookman Old Style"/>
-                <w:sz w:val="18"/>
-              </w:rPr>
-            </w:pPr>
-          </w:p>
-        </w:tc>
-        <w:tc>
-          <w:tcPr>
-            <w:tcW w:w="1276" w:type="dxa"/>
-            <w:vMerge/>
-            <w:vAlign w:val="center"/>
-          </w:tcPr>
-          <w:p>
-            <w:pPr>
-              <w:jc w:val="center"/>
-              <w:rPr>
-                <w:rFonts w:ascii="Bookman Old Style" w:hAnsi="Bookman Old Style"/>
-                <w:sz w:val="18"/>
-              </w:rPr>
-            </w:pPr>
-          </w:p>
-        </w:tc>
-      </w:tr>
-      <w:tr>
-        <w:trPr>
-          <w:trHeight w:val="631"/>
-        </w:trPr>
-        <w:tc>
-          <w:tcPr>
-            <w:tcW w:w="537" w:type="dxa"/>
-            <w:vMerge w:val="restart"/>
-            <w:vAlign w:val="center"/>
-          </w:tcPr>
-          <w:p>
-            <w:pPr>
-              <w:jc w:val="center"/>
-              <w:rPr>
-                <w:rFonts w:ascii="Bookman Old Style" w:hAnsi="Bookman Old Style"/>
-                <w:color w:val="000000" w:themeColor="text1"/>
-                <w:sz w:val="20"/>
-                <w:szCs w:val="24"/>
-              </w:rPr>
-            </w:pPr>
-            <w:r>
-              <w:rPr>
-                <w:rFonts w:ascii="Bookman Old Style" w:hAnsi="Bookman Old Style"/>
-                <w:color w:val="000000" w:themeColor="text1"/>
-                <w:sz w:val="20"/>
-                <w:szCs w:val="24"/>
-              </w:rPr>
-              <w:t>3</w:t>
-            </w:r>
-          </w:p>
-        </w:tc>
-        <w:tc>
-          <w:tcPr>
-            <w:tcW w:w="1639" w:type="dxa"/>
-            <w:vMerge w:val="restart"/>
-            <w:vAlign w:val="center"/>
-          </w:tcPr>
-          <w:p>
-            <w:pPr>
-              <w:rPr>
-                <w:rFonts w:ascii="Bookman Old Style" w:hAnsi="Bookman Old Style"/>
-                <w:color w:val="000000" w:themeColor="text1"/>
-                <w:sz w:val="20"/>
-                <w:szCs w:val="24"/>
-                <w:lang w:bidi="ar-SA"/>
-              </w:rPr>
-            </w:pPr>
-            <w:r>
-              <w:rPr>
-                <w:rFonts w:ascii="Bookman Old Style" w:hAnsi="Bookman Old Style"/>
-                <w:color w:val="000000" w:themeColor="text1"/>
-                <w:sz w:val="20"/>
-                <w:szCs w:val="24"/>
-                <w:lang w:bidi="ar-SA"/>
-              </w:rPr>
-              <w:t xml:space="preserve">1.0 KVA UPS </w:t>
-            </w:r>
-          </w:p>
-        </w:tc>
-        <w:tc>
-          <w:tcPr>
-            <w:tcW w:w="3544" w:type="dxa"/>
-            <w:gridSpan w:val="2"/>
-            <w:vAlign w:val="center"/>
-          </w:tcPr>
-          <w:p>
-            <w:pPr>
-              <w:rPr>
-                <w:rFonts w:ascii="Bookman Old Style" w:hAnsi="Bookman Old Style"/>
-                <w:sz w:val="18"/>
-              </w:rPr>
-            </w:pPr>
-            <w:proofErr w:type="gramStart"/>
-            <w:r>
-              <w:rPr>
-                <w:rFonts w:ascii="Bookman Old Style" w:hAnsi="Bookman Old Style"/>
-                <w:sz w:val="18"/>
-              </w:rPr>
-              <w:t>Make:-</w:t>
-            </w:r>
-            <w:proofErr w:type="gramEnd"/>
-            <w:r>
-              <w:rPr>
-                <w:rFonts w:ascii="Bookman Old Style" w:hAnsi="Bookman Old Style"/>
-                <w:sz w:val="18"/>
-              </w:rPr>
-              <w:t xml:space="preserve"> Numeric </w:t>
-            </w:r>
-          </w:p>
-          <w:p>
-            <w:pPr>
-              <w:rPr>
-                <w:rFonts w:ascii="Bookman Old Style" w:hAnsi="Bookman Old Style"/>
-                <w:sz w:val="18"/>
-              </w:rPr>
-            </w:pPr>
-            <w:proofErr w:type="gramStart"/>
-            <w:r>
-              <w:rPr>
-                <w:rFonts w:ascii="Bookman Old Style" w:hAnsi="Bookman Old Style"/>
-                <w:sz w:val="18"/>
-              </w:rPr>
-              <w:t>Model:-</w:t>
-            </w:r>
-            <w:proofErr w:type="gramEnd"/>
-            <w:r>
-              <w:rPr>
-                <w:rFonts w:ascii="Bookman Old Style" w:hAnsi="Bookman Old Style"/>
-                <w:sz w:val="18"/>
-              </w:rPr>
-              <w:t xml:space="preserve"> Digital 1000 Plus V</w:t>
-            </w:r>
-          </w:p>
-        </w:tc>
-        <w:tc>
-          <w:tcPr>
-            <w:tcW w:w="1134" w:type="dxa"/>
-            <w:vMerge w:val="restart"/>
-            <w:vAlign w:val="center"/>
-          </w:tcPr>
-          <w:p>
-            <w:pPr>
-              <w:jc w:val="center"/>
-              <w:rPr>
-                <w:rFonts w:ascii="Bookman Old Style" w:hAnsi="Bookman Old Style"/>
-                <w:sz w:val="18"/>
-              </w:rPr>
-            </w:pPr>
-          </w:p>
-        </w:tc>
-        <w:tc>
-          <w:tcPr>
-            <w:tcW w:w="1134" w:type="dxa"/>
-            <w:vMerge w:val="restart"/>
-            <w:vAlign w:val="center"/>
-          </w:tcPr>
-          <w:p>
-            <w:pPr>
-              <w:jc w:val="center"/>
-              <w:rPr>
-                <w:rFonts w:ascii="Bookman Old Style" w:hAnsi="Bookman Old Style"/>
-                <w:sz w:val="18"/>
-              </w:rPr>
-            </w:pPr>
-          </w:p>
-        </w:tc>
-        <w:tc>
-          <w:tcPr>
-            <w:tcW w:w="992" w:type="dxa"/>
-            <w:vMerge w:val="restart"/>
-            <w:vAlign w:val="center"/>
-          </w:tcPr>
-          <w:p>
-            <w:pPr>
-              <w:jc w:val="center"/>
-              <w:rPr>
-                <w:rFonts w:ascii="Bookman Old Style" w:hAnsi="Bookman Old Style"/>
-                <w:sz w:val="18"/>
-              </w:rPr>
-            </w:pPr>
-          </w:p>
-        </w:tc>
-        <w:tc>
-          <w:tcPr>
-            <w:tcW w:w="1276" w:type="dxa"/>
-            <w:vMerge w:val="restart"/>
-            <w:vAlign w:val="center"/>
-          </w:tcPr>
-          <w:p>
-            <w:pPr>
-              <w:jc w:val="center"/>
-              <w:rPr>
-                <w:rFonts w:ascii="Bookman Old Style" w:hAnsi="Bookman Old Style"/>
-                <w:sz w:val="18"/>
-              </w:rPr>
-            </w:pPr>
-          </w:p>
-        </w:tc>
-      </w:tr>
-      <w:tr>
-        <w:trPr>
-          <w:trHeight w:val="631"/>
-        </w:trPr>
-        <w:tc>
-          <w:tcPr>
-            <w:tcW w:w="537" w:type="dxa"/>
-            <w:vMerge/>
-            <w:vAlign w:val="center"/>
-          </w:tcPr>
-          <w:p>
-            <w:pPr>
-              <w:jc w:val="center"/>
-              <w:rPr>
-                <w:rFonts w:ascii="Bookman Old Style" w:hAnsi="Bookman Old Style"/>
-                <w:color w:val="000000" w:themeColor="text1"/>
-                <w:sz w:val="20"/>
-                <w:szCs w:val="24"/>
-              </w:rPr>
-            </w:pPr>
-          </w:p>
-        </w:tc>
-        <w:tc>
-          <w:tcPr>
-            <w:tcW w:w="1639" w:type="dxa"/>
-            <w:vMerge/>
-            <w:vAlign w:val="center"/>
-          </w:tcPr>
-          <w:p>
-            <w:pPr>
-              <w:rPr>
-                <w:rFonts w:ascii="Bookman Old Style" w:hAnsi="Bookman Old Style"/>
-                <w:color w:val="000000" w:themeColor="text1"/>
-                <w:sz w:val="20"/>
-                <w:szCs w:val="24"/>
-                <w:lang w:bidi="ar-SA"/>
-              </w:rPr>
-            </w:pPr>
-          </w:p>
-        </w:tc>
-        <w:tc>
-          <w:tcPr>
-            <w:tcW w:w="567" w:type="dxa"/>
-            <w:vAlign w:val="center"/>
-          </w:tcPr>
-          <w:p>
-            <w:pPr>
-              <w:rPr>
-                <w:rFonts w:ascii="Bookman Old Style" w:hAnsi="Bookman Old Style"/>
-                <w:sz w:val="18"/>
-              </w:rPr>
-            </w:pPr>
-            <w:r>
-              <w:rPr>
-                <w:rFonts w:ascii="Bookman Old Style" w:hAnsi="Bookman Old Style"/>
-                <w:sz w:val="18"/>
-              </w:rPr>
-              <w:t>SN</w:t>
-            </w:r>
-            <w:r>
-              <w:rPr>
-                <w:rFonts w:ascii="Bookman Old Style" w:hAnsi="Bookman Old Style"/>
-                <w:sz w:val="18"/>
-              </w:rPr>
-              <w:t xml:space="preserve">: </w:t>
-            </w:r>
-          </w:p>
-        </w:tc>
-        <w:tc>
-          <w:tcPr>
-            <w:tcW w:w="2977" w:type="dxa"/>
-            <w:shd w:val="clear" w:color="auto" w:fill="F2F2F2" w:themeFill="background1" w:themeFillShade="F2"/>
-            <w:vAlign w:val="center"/>
-          </w:tcPr>
-          <w:p>
-            <w:pPr>
-              <w:rPr>
-                <w:rFonts w:ascii="Arial" w:eastAsia="Times New Roman" w:hAnsi="Arial" w:cs="Arial"/>
-                <w:sz w:val="20"/>
-                <w:lang w:bidi="bn-IN"/>
-              </w:rPr>
-            </w:pPr>
-          </w:p>
-        </w:tc>
-        <w:tc>
-          <w:tcPr>
-            <w:tcW w:w="1134" w:type="dxa"/>
-            <w:vMerge/>
-            <w:vAlign w:val="center"/>
-          </w:tcPr>
-          <w:p>
-            <w:pPr>
-              <w:jc w:val="center"/>
-              <w:rPr>
-                <w:rFonts w:ascii="Bookman Old Style" w:hAnsi="Bookman Old Style"/>
-                <w:sz w:val="18"/>
-              </w:rPr>
-            </w:pPr>
-          </w:p>
-        </w:tc>
-        <w:tc>
-          <w:tcPr>
-            <w:tcW w:w="1134" w:type="dxa"/>
-            <w:vMerge/>
-            <w:vAlign w:val="center"/>
-          </w:tcPr>
-          <w:p>
-            <w:pPr>
-              <w:jc w:val="center"/>
-              <w:rPr>
-                <w:rFonts w:ascii="Bookman Old Style" w:hAnsi="Bookman Old Style"/>
-                <w:sz w:val="18"/>
-              </w:rPr>
-            </w:pPr>
-          </w:p>
-        </w:tc>
-        <w:tc>
-          <w:tcPr>
-            <w:tcW w:w="992" w:type="dxa"/>
-            <w:vMerge/>
-            <w:vAlign w:val="center"/>
-          </w:tcPr>
-          <w:p>
-            <w:pPr>
-              <w:jc w:val="center"/>
-              <w:rPr>
-                <w:rFonts w:ascii="Bookman Old Style" w:hAnsi="Bookman Old Style"/>
-                <w:sz w:val="18"/>
-              </w:rPr>
-            </w:pPr>
-          </w:p>
-        </w:tc>
-        <w:tc>
-          <w:tcPr>
-            <w:tcW w:w="1276" w:type="dxa"/>
-            <w:vMerge/>
-            <w:vAlign w:val="center"/>
-          </w:tcPr>
-          <w:p>
-            <w:pPr>
-              <w:jc w:val="center"/>
-              <w:rPr>
-                <w:rFonts w:ascii="Bookman Old Style" w:hAnsi="Bookman Old Style"/>
-                <w:sz w:val="18"/>
-              </w:rPr>
-            </w:pPr>
-          </w:p>
-        </w:tc>
-      </w:tr>
-      <w:tr>
-        <w:trPr>
-          <w:trHeight w:val="631"/>
-        </w:trPr>
-        <w:tc>
-          <w:tcPr>
-            <w:tcW w:w="537" w:type="dxa"/>
-            <w:vMerge/>
-            <w:vAlign w:val="center"/>
-          </w:tcPr>
-          <w:p>
-            <w:pPr>
-              <w:jc w:val="center"/>
-              <w:rPr>
-                <w:rFonts w:ascii="Bookman Old Style" w:hAnsi="Bookman Old Style"/>
-                <w:color w:val="000000" w:themeColor="text1"/>
-                <w:sz w:val="20"/>
-                <w:szCs w:val="24"/>
-              </w:rPr>
-            </w:pPr>
-          </w:p>
-        </w:tc>
-        <w:tc>
-          <w:tcPr>
-            <w:tcW w:w="1639" w:type="dxa"/>
-            <w:vMerge/>
-            <w:vAlign w:val="center"/>
-          </w:tcPr>
-          <w:p>
-            <w:pPr>
-              <w:rPr>
-                <w:rFonts w:ascii="Bookman Old Style" w:hAnsi="Bookman Old Style"/>
-                <w:color w:val="000000" w:themeColor="text1"/>
-                <w:sz w:val="20"/>
-                <w:szCs w:val="24"/>
-              </w:rPr>
-            </w:pPr>
-          </w:p>
-        </w:tc>
-        <w:tc>
-          <w:tcPr>
-            <w:tcW w:w="567" w:type="dxa"/>
-            <w:vAlign w:val="center"/>
-          </w:tcPr>
-          <w:p>
-            <w:pPr>
-              <w:rPr>
-                <w:rFonts w:ascii="Bookman Old Style" w:hAnsi="Bookman Old Style"/>
-                <w:sz w:val="18"/>
-              </w:rPr>
-            </w:pPr>
-            <w:r>
-              <w:rPr>
-                <w:rFonts w:ascii="Bookman Old Style" w:hAnsi="Bookman Old Style"/>
-                <w:sz w:val="18"/>
-              </w:rPr>
-              <w:t>SN:</w:t>
-            </w:r>
-          </w:p>
-        </w:tc>
-        <w:tc>
-          <w:tcPr>
-            <w:tcW w:w="2977" w:type="dxa"/>
-            <w:shd w:val="clear" w:color="auto" w:fill="F2F2F2" w:themeFill="background1" w:themeFillShade="F2"/>
-            <w:vAlign w:val="center"/>
-          </w:tcPr>
-          <w:p>
-            <w:pPr>
-              <w:rPr>
-                <w:rFonts w:ascii="Arial" w:eastAsia="Times New Roman" w:hAnsi="Arial" w:cs="Arial"/>
-                <w:sz w:val="20"/>
-                <w:lang w:bidi="bn-IN"/>
-              </w:rPr>
-            </w:pPr>
           </w:p>
         </w:tc>
         <w:tc>
@@ -1863,21 +1970,13 @@
                 <w:sz w:val="18"/>
               </w:rPr>
             </w:pPr>
-          </w:p>
-        </w:tc>
-        <w:tc>
-          <w:tcPr>
-            <w:tcW w:w="1134" w:type="dxa"/>
-            <w:vAlign w:val="center"/>
-          </w:tcPr>
-          <w:p>
-            <w:pPr>
-              <w:jc w:val="center"/>
-              <w:rPr>
-                <w:rFonts w:ascii="Bookman Old Style" w:hAnsi="Bookman Old Style"/>
-                <w:sz w:val="18"/>
-              </w:rPr>
-            </w:pPr>
+            <w:r>
+              <w:rPr>
+                <w:rFonts w:ascii="Bookman Old Style" w:hAnsi="Bookman Old Style"/>
+                <w:sz w:val="20"/>
+              </w:rPr>
+              <w:t>01</w:t>
+            </w:r>
           </w:p>
         </w:tc>
         <w:tc>
@@ -1893,6 +1992,13 @@
                 <w:sz w:val="18"/>
               </w:rPr>
             </w:pPr>
+            <w:r>
+              <w:rPr>
+                <w:rFonts w:ascii="Bookman Old Style" w:hAnsi="Bookman Old Style"/>
+                <w:sz w:val="20"/>
+              </w:rPr>
+              <w:t>Yes</w:t>
+            </w:r>
           </w:p>
         </w:tc>
         <w:tc>
@@ -1908,6 +2014,13 @@
                 <w:sz w:val="18"/>
               </w:rPr>
             </w:pPr>
+            <w:r>
+              <w:rPr>
+                <w:rFonts w:ascii="Bookman Old Style" w:hAnsi="Bookman Old Style"/>
+                <w:sz w:val="20"/>
+              </w:rPr>
+              <w:t>Yes</w:t>
+            </w:r>
           </w:p>
         </w:tc>
       </w:tr>
@@ -1974,6 +2087,7 @@
           </w:tcPr>
           <w:p>
             <w:pPr>
+              <w:jc w:val="center"/>
               <w:rPr>
                 <w:rFonts w:ascii="Arial" w:eastAsia="Times New Roman" w:hAnsi="Arial" w:cs="Arial"/>
                 <w:sz w:val="20"/>
@@ -1995,6 +2109,13 @@
                 <w:sz w:val="18"/>
               </w:rPr>
             </w:pPr>
+            <w:r>
+              <w:rPr>
+                <w:rFonts w:ascii="Bookman Old Style" w:hAnsi="Bookman Old Style"/>
+                <w:sz w:val="18"/>
+              </w:rPr>
+              <w:t>02</w:t>
+            </w:r>
           </w:p>
         </w:tc>
         <w:tc>
@@ -2010,6 +2131,13 @@
                 <w:sz w:val="18"/>
               </w:rPr>
             </w:pPr>
+            <w:r>
+              <w:rPr>
+                <w:rFonts w:ascii="Bookman Old Style" w:hAnsi="Bookman Old Style"/>
+                <w:sz w:val="18"/>
+              </w:rPr>
+              <w:t>02</w:t>
+            </w:r>
           </w:p>
         </w:tc>
         <w:tc>
@@ -2025,6 +2153,13 @@
                 <w:sz w:val="18"/>
               </w:rPr>
             </w:pPr>
+            <w:r>
+              <w:rPr>
+                <w:rFonts w:ascii="Bookman Old Style" w:hAnsi="Bookman Old Style"/>
+                <w:sz w:val="18"/>
+              </w:rPr>
+              <w:t>Yes</w:t>
+            </w:r>
           </w:p>
         </w:tc>
         <w:tc>
@@ -2040,6 +2175,13 @@
                 <w:sz w:val="18"/>
               </w:rPr>
             </w:pPr>
+            <w:r>
+              <w:rPr>
+                <w:rFonts w:ascii="Bookman Old Style" w:hAnsi="Bookman Old Style"/>
+                <w:sz w:val="18"/>
+              </w:rPr>
+              <w:t>Yes</w:t>
+            </w:r>
           </w:p>
         </w:tc>
       </w:tr>
@@ -5339,12 +5481,9 @@
       </w:r>
     </w:p>
     <w:sectPr>
-      <w:headerReference w:type="even" r:id="rId11"/>
-      <w:headerReference w:type="default" r:id="rId12"/>
-      <w:footerReference w:type="even" r:id="rId13"/>
-      <w:footerReference w:type="default" r:id="rId14"/>
-      <w:headerReference w:type="first" r:id="rId15"/>
-      <w:footerReference w:type="first" r:id="rId16"/>
+      <w:headerReference w:type="default" r:id="rId11"/>
+      <w:footerReference w:type="default" r:id="rId12"/>
+      <w:footerReference w:type="first" r:id="rId13"/>
       <w:pgSz w:w="11906" w:h="16838"/>
       <w:pgMar w:top="284" w:right="1440" w:bottom="993" w:left="1276" w:header="284" w:footer="693" w:gutter="0"/>
       <w:cols w:space="708"/>
@@ -5380,16 +5519,6 @@
 </file>
 
 <file path=word/footer1.xml><?xml version="1.0" encoding="utf-8"?>
-<w:ftr xmlns:wpc="http://schemas.microsoft.com/office/word/2010/wordprocessingCanvas" xmlns:cx="http://schemas.microsoft.com/office/drawing/2014/chartex" xmlns:cx1="http://schemas.microsoft.com/office/drawing/2015/9/8/chartex" xmlns:cx2="http://schemas.microsoft.com/office/drawing/2015/10/21/chartex" xmlns:cx3="http://schemas.microsoft.com/office/drawing/2016/5/9/chartex" xmlns:cx4="http://schemas.microsoft.com/office/drawing/2016/5/10/chartex" xmlns:cx5="http://schemas.microsoft.com/office/drawing/2016/5/11/chartex" xmlns:cx6="http://schemas.microsoft.com/office/drawing/2016/5/12/chartex" xmlns:cx7="http://schemas.microsoft.com/office/drawing/2016/5/13/chartex" xmlns:cx8="http://schemas.microsoft.com/office/drawing/2016/5/14/chartex" xmlns:mc="http://schemas.openxmlformats.org/markup-compatibility/2006" xmlns:aink="http://schemas.microsoft.com/office/drawing/2016/ink" xmlns:am3d="http://schemas.microsoft.com/office/drawing/2017/model3d" xmlns:o="urn:schemas-microsoft-com:office:office" xmlns:oel="http://schemas.microsoft.com/office/2019/extlst" xmlns:r="http://schemas.openxmlformats.org/officeDocument/2006/relationships" xmlns:m="http://schemas.openxmlformats.org/officeDocument/2006/math" xmlns:v="urn:schemas-microsoft-com:vml" xmlns:wp14="http://schemas.microsoft.com/office/word/2010/wordprocessingDrawing" xmlns:wp="http://schemas.openxmlformats.org/drawingml/2006/wordprocessingDrawing" xmlns:w10="urn:schemas-microsoft-com:office:word" xmlns:w="http://schemas.openxmlformats.org/wordprocessingml/2006/main" xmlns:w14="http://schemas.microsoft.com/office/word/2010/wordml" xmlns:w15="http://schemas.microsoft.com/office/word/2012/wordml" xmlns:w16cex="http://schemas.microsoft.com/office/word/2018/wordml/cex" xmlns:w16cid="http://schemas.microsoft.com/office/word/2016/wordml/cid" xmlns:w16="http://schemas.microsoft.com/office/word/2018/wordml" xmlns:w16du="http://schemas.microsoft.com/office/word/2023/wordml/word16du" xmlns:w16sdtdh="http://schemas.microsoft.com/office/word/2020/wordml/sdtdatahash" xmlns:w16sdtfl="http://schemas.microsoft.com/office/word/2024/wordml/sdtformatlock" xmlns:w16se="http://schemas.microsoft.com/office/word/2015/wordml/symex" xmlns:wpg="http://schemas.microsoft.com/office/word/2010/wordprocessingGroup" xmlns:wpi="http://schemas.microsoft.com/office/word/2010/wordprocessingInk" xmlns:wne="http://schemas.microsoft.com/office/word/2006/wordml" xmlns:wps="http://schemas.microsoft.com/office/word/2010/wordprocessingShape" mc:Ignorable="w14 w15 w16se w16cid w16 w16cex w16sdtdh w16sdtfl w16du wp14">
-  <w:p>
-    <w:pPr>
-      <w:pStyle w:val="Footer"/>
-    </w:pPr>
-  </w:p>
-</w:ftr>
-</file>
-
-<file path=word/footer2.xml><?xml version="1.0" encoding="utf-8"?>
 <w:ftr xmlns:wpc="http://schemas.microsoft.com/office/word/2010/wordprocessingCanvas" xmlns:cx="http://schemas.microsoft.com/office/drawing/2014/chartex" xmlns:cx1="http://schemas.microsoft.com/office/drawing/2015/9/8/chartex" xmlns:cx2="http://schemas.microsoft.com/office/drawing/2015/10/21/chartex" xmlns:cx3="http://schemas.microsoft.com/office/drawing/2016/5/9/chartex" xmlns:cx4="http://schemas.microsoft.com/office/drawing/2016/5/10/chartex" xmlns:cx5="http://schemas.microsoft.com/office/drawing/2016/5/11/chartex" xmlns:cx6="http://schemas.microsoft.com/office/drawing/2016/5/12/chartex" xmlns:cx7="http://schemas.microsoft.com/office/drawing/2016/5/13/chartex" xmlns:cx8="http://schemas.microsoft.com/office/drawing/2016/5/14/chartex" xmlns:mc="http://schemas.openxmlformats.org/markup-compatibility/2006" xmlns:aink="http://schemas.microsoft.com/office/drawing/2016/ink" xmlns:am3d="http://schemas.microsoft.com/office/drawing/2017/model3d" xmlns:o="urn:schemas-microsoft-com:office:office" xmlns:oel="http://schemas.microsoft.com/office/2019/extlst" xmlns:r="http://schemas.openxmlformats.org/officeDocument/2006/relationships" xmlns:m="http://schemas.openxmlformats.org/officeDocument/2006/math" xmlns:v="urn:schemas-microsoft-com:vml" xmlns:wp14="http://schemas.microsoft.com/office/word/2010/wordprocessingDrawing" xmlns:wp="http://schemas.openxmlformats.org/drawingml/2006/wordprocessingDrawing" xmlns:w10="urn:schemas-microsoft-com:office:word" xmlns:w="http://schemas.openxmlformats.org/wordprocessingml/2006/main" xmlns:w14="http://schemas.microsoft.com/office/word/2010/wordml" xmlns:w15="http://schemas.microsoft.com/office/word/2012/wordml" xmlns:w16cex="http://schemas.microsoft.com/office/word/2018/wordml/cex" xmlns:w16cid="http://schemas.microsoft.com/office/word/2016/wordml/cid" xmlns:w16="http://schemas.microsoft.com/office/word/2018/wordml" xmlns:w16du="http://schemas.microsoft.com/office/word/2023/wordml/word16du" xmlns:w16sdtdh="http://schemas.microsoft.com/office/word/2020/wordml/sdtdatahash" xmlns:w16sdtfl="http://schemas.microsoft.com/office/word/2024/wordml/sdtformatlock" xmlns:w16se="http://schemas.microsoft.com/office/word/2015/wordml/symex" xmlns:wpg="http://schemas.microsoft.com/office/word/2010/wordprocessingGroup" xmlns:wpi="http://schemas.microsoft.com/office/word/2010/wordprocessingInk" xmlns:wne="http://schemas.microsoft.com/office/word/2006/wordml" xmlns:wps="http://schemas.microsoft.com/office/word/2010/wordprocessingShape" mc:Ignorable="w14 w15 w16se w16cid w16 w16cex w16sdtdh w16sdtfl w16du wp14">
   <w:p>
     <w:pPr>
@@ -5577,11 +5706,37 @@
         </w:docPartObj>
       </w:sdtPr>
       <w:sdtContent>
+        <w:proofErr w:type="gramStart"/>
         <w:r>
           <w:rPr>
             <w:i/>
           </w:rPr>
-          <w:t>Page 9 of 09</w:t>
+          <w:t xml:space="preserve">Page  </w:t>
+        </w:r>
+        <w:r>
+          <w:rPr>
+            <w:i/>
+          </w:rPr>
+          <w:t>9</w:t>
+        </w:r>
+        <w:proofErr w:type="gramEnd"/>
+        <w:r>
+          <w:rPr>
+            <w:i/>
+          </w:rPr>
+          <w:t xml:space="preserve"> </w:t>
+        </w:r>
+        <w:r>
+          <w:rPr>
+            <w:i/>
+          </w:rPr>
+          <w:t>of 0</w:t>
+        </w:r>
+        <w:r>
+          <w:rPr>
+            <w:i/>
+          </w:rPr>
+          <w:t>9</w:t>
         </w:r>
       </w:sdtContent>
     </w:sdt>
@@ -5589,7 +5744,7 @@
 </w:ftr>
 </file>
 
-<file path=word/footer3.xml><?xml version="1.0" encoding="utf-8"?>
+<file path=word/footer2.xml><?xml version="1.0" encoding="utf-8"?>
 <w:ftr xmlns:wpc="http://schemas.microsoft.com/office/word/2010/wordprocessingCanvas" xmlns:cx="http://schemas.microsoft.com/office/drawing/2014/chartex" xmlns:cx1="http://schemas.microsoft.com/office/drawing/2015/9/8/chartex" xmlns:cx2="http://schemas.microsoft.com/office/drawing/2015/10/21/chartex" xmlns:cx3="http://schemas.microsoft.com/office/drawing/2016/5/9/chartex" xmlns:cx4="http://schemas.microsoft.com/office/drawing/2016/5/10/chartex" xmlns:cx5="http://schemas.microsoft.com/office/drawing/2016/5/11/chartex" xmlns:cx6="http://schemas.microsoft.com/office/drawing/2016/5/12/chartex" xmlns:cx7="http://schemas.microsoft.com/office/drawing/2016/5/13/chartex" xmlns:cx8="http://schemas.microsoft.com/office/drawing/2016/5/14/chartex" xmlns:mc="http://schemas.openxmlformats.org/markup-compatibility/2006" xmlns:aink="http://schemas.microsoft.com/office/drawing/2016/ink" xmlns:am3d="http://schemas.microsoft.com/office/drawing/2017/model3d" xmlns:o="urn:schemas-microsoft-com:office:office" xmlns:oel="http://schemas.microsoft.com/office/2019/extlst" xmlns:r="http://schemas.openxmlformats.org/officeDocument/2006/relationships" xmlns:m="http://schemas.openxmlformats.org/officeDocument/2006/math" xmlns:v="urn:schemas-microsoft-com:vml" xmlns:wp14="http://schemas.microsoft.com/office/word/2010/wordprocessingDrawing" xmlns:wp="http://schemas.openxmlformats.org/drawingml/2006/wordprocessingDrawing" xmlns:w10="urn:schemas-microsoft-com:office:word" xmlns:w="http://schemas.openxmlformats.org/wordprocessingml/2006/main" xmlns:w14="http://schemas.microsoft.com/office/word/2010/wordml" xmlns:w15="http://schemas.microsoft.com/office/word/2012/wordml" xmlns:w16cex="http://schemas.microsoft.com/office/word/2018/wordml/cex" xmlns:w16cid="http://schemas.microsoft.com/office/word/2016/wordml/cid" xmlns:w16="http://schemas.microsoft.com/office/word/2018/wordml" xmlns:w16du="http://schemas.microsoft.com/office/word/2023/wordml/word16du" xmlns:w16sdtdh="http://schemas.microsoft.com/office/word/2020/wordml/sdtdatahash" xmlns:w16sdtfl="http://schemas.microsoft.com/office/word/2024/wordml/sdtformatlock" xmlns:w16se="http://schemas.microsoft.com/office/word/2015/wordml/symex" xmlns:wpg="http://schemas.microsoft.com/office/word/2010/wordprocessingGroup" xmlns:wpi="http://schemas.microsoft.com/office/word/2010/wordprocessingInk" xmlns:wne="http://schemas.microsoft.com/office/word/2006/wordml" xmlns:wps="http://schemas.microsoft.com/office/word/2010/wordprocessingShape" mc:Ignorable="w14 w15 w16se w16cid w16 w16cex w16sdtdh w16sdtfl w16du wp14">
   <w:p>
     <w:pPr>
@@ -5654,16 +5809,6 @@
 </file>
 
 <file path=word/header1.xml><?xml version="1.0" encoding="utf-8"?>
-<w:hdr xmlns:wpc="http://schemas.microsoft.com/office/word/2010/wordprocessingCanvas" xmlns:cx="http://schemas.microsoft.com/office/drawing/2014/chartex" xmlns:cx1="http://schemas.microsoft.com/office/drawing/2015/9/8/chartex" xmlns:cx2="http://schemas.microsoft.com/office/drawing/2015/10/21/chartex" xmlns:cx3="http://schemas.microsoft.com/office/drawing/2016/5/9/chartex" xmlns:cx4="http://schemas.microsoft.com/office/drawing/2016/5/10/chartex" xmlns:cx5="http://schemas.microsoft.com/office/drawing/2016/5/11/chartex" xmlns:cx6="http://schemas.microsoft.com/office/drawing/2016/5/12/chartex" xmlns:cx7="http://schemas.microsoft.com/office/drawing/2016/5/13/chartex" xmlns:cx8="http://schemas.microsoft.com/office/drawing/2016/5/14/chartex" xmlns:mc="http://schemas.openxmlformats.org/markup-compatibility/2006" xmlns:aink="http://schemas.microsoft.com/office/drawing/2016/ink" xmlns:am3d="http://schemas.microsoft.com/office/drawing/2017/model3d" xmlns:o="urn:schemas-microsoft-com:office:office" xmlns:oel="http://schemas.microsoft.com/office/2019/extlst" xmlns:r="http://schemas.openxmlformats.org/officeDocument/2006/relationships" xmlns:m="http://schemas.openxmlformats.org/officeDocument/2006/math" xmlns:v="urn:schemas-microsoft-com:vml" xmlns:wp14="http://schemas.microsoft.com/office/word/2010/wordprocessingDrawing" xmlns:wp="http://schemas.openxmlformats.org/drawingml/2006/wordprocessingDrawing" xmlns:w10="urn:schemas-microsoft-com:office:word" xmlns:w="http://schemas.openxmlformats.org/wordprocessingml/2006/main" xmlns:w14="http://schemas.microsoft.com/office/word/2010/wordml" xmlns:w15="http://schemas.microsoft.com/office/word/2012/wordml" xmlns:w16cex="http://schemas.microsoft.com/office/word/2018/wordml/cex" xmlns:w16cid="http://schemas.microsoft.com/office/word/2016/wordml/cid" xmlns:w16="http://schemas.microsoft.com/office/word/2018/wordml" xmlns:w16du="http://schemas.microsoft.com/office/word/2023/wordml/word16du" xmlns:w16sdtdh="http://schemas.microsoft.com/office/word/2020/wordml/sdtdatahash" xmlns:w16sdtfl="http://schemas.microsoft.com/office/word/2024/wordml/sdtformatlock" xmlns:w16se="http://schemas.microsoft.com/office/word/2015/wordml/symex" xmlns:wpg="http://schemas.microsoft.com/office/word/2010/wordprocessingGroup" xmlns:wpi="http://schemas.microsoft.com/office/word/2010/wordprocessingInk" xmlns:wne="http://schemas.microsoft.com/office/word/2006/wordml" xmlns:wps="http://schemas.microsoft.com/office/word/2010/wordprocessingShape" mc:Ignorable="w14 w15 w16se w16cid w16 w16cex w16sdtdh w16sdtfl w16du wp14">
-  <w:p>
-    <w:pPr>
-      <w:pStyle w:val="Header"/>
-    </w:pPr>
-  </w:p>
-</w:hdr>
-</file>
-
-<file path=word/header2.xml><?xml version="1.0" encoding="utf-8"?>
 <w:hdr xmlns:wpc="http://schemas.microsoft.com/office/word/2010/wordprocessingCanvas" xmlns:cx="http://schemas.microsoft.com/office/drawing/2014/chartex" xmlns:cx1="http://schemas.microsoft.com/office/drawing/2015/9/8/chartex" xmlns:cx2="http://schemas.microsoft.com/office/drawing/2015/10/21/chartex" xmlns:cx3="http://schemas.microsoft.com/office/drawing/2016/5/9/chartex" xmlns:cx4="http://schemas.microsoft.com/office/drawing/2016/5/10/chartex" xmlns:cx5="http://schemas.microsoft.com/office/drawing/2016/5/11/chartex" xmlns:cx6="http://schemas.microsoft.com/office/drawing/2016/5/12/chartex" xmlns:cx7="http://schemas.microsoft.com/office/drawing/2016/5/13/chartex" xmlns:cx8="http://schemas.microsoft.com/office/drawing/2016/5/14/chartex" xmlns:mc="http://schemas.openxmlformats.org/markup-compatibility/2006" xmlns:aink="http://schemas.microsoft.com/office/drawing/2016/ink" xmlns:am3d="http://schemas.microsoft.com/office/drawing/2017/model3d" xmlns:o="urn:schemas-microsoft-com:office:office" xmlns:oel="http://schemas.microsoft.com/office/2019/extlst" xmlns:r="http://schemas.openxmlformats.org/officeDocument/2006/relationships" xmlns:m="http://schemas.openxmlformats.org/officeDocument/2006/math" xmlns:v="urn:schemas-microsoft-com:vml" xmlns:wp14="http://schemas.microsoft.com/office/word/2010/wordprocessingDrawing" xmlns:wp="http://schemas.openxmlformats.org/drawingml/2006/wordprocessingDrawing" xmlns:w10="urn:schemas-microsoft-com:office:word" xmlns:w="http://schemas.openxmlformats.org/wordprocessingml/2006/main" xmlns:w14="http://schemas.microsoft.com/office/word/2010/wordml" xmlns:w15="http://schemas.microsoft.com/office/word/2012/wordml" xmlns:w16cex="http://schemas.microsoft.com/office/word/2018/wordml/cex" xmlns:w16cid="http://schemas.microsoft.com/office/word/2016/wordml/cid" xmlns:w16="http://schemas.microsoft.com/office/word/2018/wordml" xmlns:w16du="http://schemas.microsoft.com/office/word/2023/wordml/word16du" xmlns:w16sdtdh="http://schemas.microsoft.com/office/word/2020/wordml/sdtdatahash" xmlns:w16sdtfl="http://schemas.microsoft.com/office/word/2024/wordml/sdtformatlock" xmlns:w16se="http://schemas.microsoft.com/office/word/2015/wordml/symex" xmlns:wpg="http://schemas.microsoft.com/office/word/2010/wordprocessingGroup" xmlns:wpi="http://schemas.microsoft.com/office/word/2010/wordprocessingInk" xmlns:wne="http://schemas.microsoft.com/office/word/2006/wordml" xmlns:wps="http://schemas.microsoft.com/office/word/2010/wordprocessingShape" mc:Ignorable="w14 w15 w16se w16cid w16 w16cex w16sdtdh w16sdtfl w16du wp14">
   <w:p>
     <w:pPr>
@@ -5740,16 +5885,6 @@
         </wp:anchor>
       </w:drawing>
     </w:r>
-  </w:p>
-</w:hdr>
-</file>
-
-<file path=word/header3.xml><?xml version="1.0" encoding="utf-8"?>
-<w:hdr xmlns:wpc="http://schemas.microsoft.com/office/word/2010/wordprocessingCanvas" xmlns:cx="http://schemas.microsoft.com/office/drawing/2014/chartex" xmlns:cx1="http://schemas.microsoft.com/office/drawing/2015/9/8/chartex" xmlns:cx2="http://schemas.microsoft.com/office/drawing/2015/10/21/chartex" xmlns:cx3="http://schemas.microsoft.com/office/drawing/2016/5/9/chartex" xmlns:cx4="http://schemas.microsoft.com/office/drawing/2016/5/10/chartex" xmlns:cx5="http://schemas.microsoft.com/office/drawing/2016/5/11/chartex" xmlns:cx6="http://schemas.microsoft.com/office/drawing/2016/5/12/chartex" xmlns:cx7="http://schemas.microsoft.com/office/drawing/2016/5/13/chartex" xmlns:cx8="http://schemas.microsoft.com/office/drawing/2016/5/14/chartex" xmlns:mc="http://schemas.openxmlformats.org/markup-compatibility/2006" xmlns:aink="http://schemas.microsoft.com/office/drawing/2016/ink" xmlns:am3d="http://schemas.microsoft.com/office/drawing/2017/model3d" xmlns:o="urn:schemas-microsoft-com:office:office" xmlns:oel="http://schemas.microsoft.com/office/2019/extlst" xmlns:r="http://schemas.openxmlformats.org/officeDocument/2006/relationships" xmlns:m="http://schemas.openxmlformats.org/officeDocument/2006/math" xmlns:v="urn:schemas-microsoft-com:vml" xmlns:wp14="http://schemas.microsoft.com/office/word/2010/wordprocessingDrawing" xmlns:wp="http://schemas.openxmlformats.org/drawingml/2006/wordprocessingDrawing" xmlns:w10="urn:schemas-microsoft-com:office:word" xmlns:w="http://schemas.openxmlformats.org/wordprocessingml/2006/main" xmlns:w14="http://schemas.microsoft.com/office/word/2010/wordml" xmlns:w15="http://schemas.microsoft.com/office/word/2012/wordml" xmlns:w16cex="http://schemas.microsoft.com/office/word/2018/wordml/cex" xmlns:w16cid="http://schemas.microsoft.com/office/word/2016/wordml/cid" xmlns:w16="http://schemas.microsoft.com/office/word/2018/wordml" xmlns:w16du="http://schemas.microsoft.com/office/word/2023/wordml/word16du" xmlns:w16sdtdh="http://schemas.microsoft.com/office/word/2020/wordml/sdtdatahash" xmlns:w16sdtfl="http://schemas.microsoft.com/office/word/2024/wordml/sdtformatlock" xmlns:w16se="http://schemas.microsoft.com/office/word/2015/wordml/symex" xmlns:wpg="http://schemas.microsoft.com/office/word/2010/wordprocessingGroup" xmlns:wpi="http://schemas.microsoft.com/office/word/2010/wordprocessingInk" xmlns:wne="http://schemas.microsoft.com/office/word/2006/wordml" xmlns:wps="http://schemas.microsoft.com/office/word/2010/wordprocessingShape" mc:Ignorable="w14 w15 w16se w16cid w16 w16cex w16sdtdh w16sdtfl w16du wp14">
-  <w:p>
-    <w:pPr>
-      <w:pStyle w:val="Header"/>
-    </w:pPr>
   </w:p>
 </w:hdr>
 </file>
